--- a/docs/Especificacao-API-Clinica.docx
+++ b/docs/Especificacao-API-Clinica.docx
@@ -7,12 +7,12 @@
         <w:pStyle w:val="Title"/>
       </w:pPr>
       <w:r>
-        <w:t xml:space="preserve">Especificação da API – Clínica Médica (Agendamento de Consultas)</w:t>
+        <w:t xml:space="preserve">Especificação da API: Clínica Médica</w:t>
       </w:r>
     </w:p>
     <w:p>
       <w:r>
-        <w:t xml:space="preserve">Disciplina: Desenvolvimento Web Back-end (BRADWBK) – IFSP Câmpus Bragança Paulista</w:t>
+        <w:t xml:space="preserve">Disciplina: Desenvolvimento Web Back-end (BRADWBK), IFSP Câmpus Bragança Paulista</w:t>
       </w:r>
     </w:p>
     <w:p>
@@ -22,7 +22,7 @@
     </w:p>
     <w:p>
       <w:r>
-        <w:t xml:space="preserve">Estilo da API: RESTful + WebSocket</w:t>
+        <w:t xml:space="preserve">Estilo da API: RESTful, com servidor WebSocket integrado</w:t>
       </w:r>
     </w:p>
     <w:p>
@@ -232,27 +232,17 @@
     </w:p>
     <w:p>
       <w:r>
-        <w:t xml:space="preserve">O sistema é o back-end de uma clínica médica. Ele permite cadastrar especialidades médicas, médicos, pacientes e agendar consultas. Também controla o fluxo de atendimento no dia da consulta: a recepção chama o paciente, o médico inicia o atendimento e depois o conclui.</w:t>
+        <w:t xml:space="preserve">O domínio escolhido é o agendamento de consultas em uma clínica médica. A API permite cadastrar especialidades, médicos e pacientes, agendar consultas e acompanhar o atendimento no dia: a recepção chama o paciente, o médico inicia o atendimento e depois o encerra.</w:t>
       </w:r>
     </w:p>
     <w:p>
       <w:r>
-        <w:t xml:space="preserve">Na sala de espera há um </w:t>
-      </w:r>
-      <w:r>
-        <w:rPr>
-          <w:b/>
-          <w:bCs/>
-        </w:rPr>
-        <w:t xml:space="preserve">painel de chamada</w:t>
-      </w:r>
-      <w:r>
-        <w:t xml:space="preserve"> (uma TV) que mostra em tempo real, via WebSocket, o nome do paciente chamado e a sala para onde ele deve ir.</w:t>
+        <w:t xml:space="preserve">A clínica possui um painel de atendimento na sala de espera. Ele recebe as chamadas por WebSocket e mostra o nome do paciente, o consultório e a situação de cada sala.</w:t>
       </w:r>
     </w:p>
     <w:p>
       <w:r>
-        <w:t xml:space="preserve">Tecnologias: Java 21, Spring Boot 3.5 (Spring Web, Spring Data JPA, Spring WebSocket, Bean Validation), Hibernate (ORM), banco relacional H2, Swagger/OpenAPI (springdoc), Postman/Newman para testes funcionais e Git para versionamento.</w:t>
+        <w:t xml:space="preserve">Tecnologias utilizadas: Java 21, Spring Boot 3.5 (Spring Web, Spring Data JPA, Spring WebSocket e Bean Validation), Hibernate, banco H2, springdoc-openapi (Swagger), Postman e Git.</w:t>
       </w:r>
     </w:p>
     <w:p>
@@ -272,14 +262,7 @@
         </w:numPr>
       </w:pPr>
       <w:r>
-        <w:rPr>
-          <w:b/>
-          <w:bCs/>
-        </w:rPr>
-        <w:t xml:space="preserve">RF01</w:t>
-      </w:r>
-      <w:r>
-        <w:t xml:space="preserve"> – Cadastrar, listar, consultar, atualizar e excluir especialidades médicas.</w:t>
+        <w:t xml:space="preserve">RF01: Cadastrar, listar, consultar, atualizar e excluir especialidades.</w:t>
       </w:r>
     </w:p>
     <w:p>
@@ -291,14 +274,7 @@
         </w:numPr>
       </w:pPr>
       <w:r>
-        <w:rPr>
-          <w:b/>
-          <w:bCs/>
-        </w:rPr>
-        <w:t xml:space="preserve">RF02</w:t>
-      </w:r>
-      <w:r>
-        <w:t xml:space="preserve"> – Cadastrar, listar, consultar, atualizar e excluir médicos, informando CRM, contato, sala de atendimento e especialidades.</w:t>
+        <w:t xml:space="preserve">RF02: Cadastrar, listar, consultar, atualizar e excluir médicos, com CRM, contato, sala e especialidades.</w:t>
       </w:r>
     </w:p>
     <w:p>
@@ -310,14 +286,7 @@
         </w:numPr>
       </w:pPr>
       <w:r>
-        <w:rPr>
-          <w:b/>
-          <w:bCs/>
-        </w:rPr>
-        <w:t xml:space="preserve">RF03</w:t>
-      </w:r>
-      <w:r>
-        <w:t xml:space="preserve"> – Vincular e desvincular especialidades de um médico, e listar os médicos de uma especialidade.</w:t>
+        <w:t xml:space="preserve">RF03: Vincular e desvincular especialidades de um médico e listar os médicos de uma especialidade.</w:t>
       </w:r>
     </w:p>
     <w:p>
@@ -329,14 +298,7 @@
         </w:numPr>
       </w:pPr>
       <w:r>
-        <w:rPr>
-          <w:b/>
-          <w:bCs/>
-        </w:rPr>
-        <w:t xml:space="preserve">RF04</w:t>
-      </w:r>
-      <w:r>
-        <w:t xml:space="preserve"> – Cadastrar, listar, consultar, atualizar e excluir pacientes, com CPF único.</w:t>
+        <w:t xml:space="preserve">RF04: Cadastrar, listar, consultar, atualizar e excluir pacientes. O CPF não pode se repetir.</w:t>
       </w:r>
     </w:p>
     <w:p>
@@ -348,14 +310,7 @@
         </w:numPr>
       </w:pPr>
       <w:r>
-        <w:rPr>
-          <w:b/>
-          <w:bCs/>
-        </w:rPr>
-        <w:t xml:space="preserve">RF05</w:t>
-      </w:r>
-      <w:r>
-        <w:t xml:space="preserve"> – Agendar, listar, consultar, reagendar e excluir consultas, ligando um médico a um paciente em uma data e hora.</w:t>
+        <w:t xml:space="preserve">RF05: Agendar, listar, consultar, reagendar e excluir consultas entre um médico e um paciente.</w:t>
       </w:r>
     </w:p>
     <w:p>
@@ -367,14 +322,7 @@
         </w:numPr>
       </w:pPr>
       <w:r>
-        <w:rPr>
-          <w:b/>
-          <w:bCs/>
-        </w:rPr>
-        <w:t xml:space="preserve">RF06</w:t>
-      </w:r>
-      <w:r>
-        <w:t xml:space="preserve"> – Filtrar consultas por data, médico, paciente e status.</w:t>
+        <w:t xml:space="preserve">RF06: Filtrar consultas por data, médico, paciente e status.</w:t>
       </w:r>
     </w:p>
     <w:p>
@@ -386,14 +334,7 @@
         </w:numPr>
       </w:pPr>
       <w:r>
-        <w:rPr>
-          <w:b/>
-          <w:bCs/>
-        </w:rPr>
-        <w:t xml:space="preserve">RF07</w:t>
-      </w:r>
-      <w:r>
-        <w:t xml:space="preserve"> – Listar as consultas de um médico (agenda) e o histórico de consultas de um paciente.</w:t>
+        <w:t xml:space="preserve">RF07: Listar a agenda de um médico e o histórico de consultas de um paciente.</w:t>
       </w:r>
     </w:p>
     <w:p>
@@ -405,14 +346,7 @@
         </w:numPr>
       </w:pPr>
       <w:r>
-        <w:rPr>
-          <w:b/>
-          <w:bCs/>
-        </w:rPr>
-        <w:t xml:space="preserve">RF08</w:t>
-      </w:r>
-      <w:r>
-        <w:t xml:space="preserve"> – Impedir que um médico ou um paciente tenha duas consultas no mesmo horário.</w:t>
+        <w:t xml:space="preserve">RF08: Não permitir duas consultas no mesmo horário para o mesmo médico ou para o mesmo paciente.</w:t>
       </w:r>
     </w:p>
     <w:p>
@@ -424,14 +358,7 @@
         </w:numPr>
       </w:pPr>
       <w:r>
-        <w:rPr>
-          <w:b/>
-          <w:bCs/>
-        </w:rPr>
-        <w:t xml:space="preserve">RF09</w:t>
-      </w:r>
-      <w:r>
-        <w:t xml:space="preserve"> – Controlar o status da consulta: AGENDADA → CHAMADA → EM_ATENDIMENTO → CONCLUIDA, ou CANCELADA. Consultas concluídas ou canceladas não podem mais ser alteradas.</w:t>
+        <w:t xml:space="preserve">RF09: Controlar o status da consulta (AGENDADA, CHAMADA, EM_ATENDIMENTO, CONCLUIDA ou CANCELADA). Consultas concluídas ou canceladas não podem ser alteradas.</w:t>
       </w:r>
     </w:p>
     <w:p>
@@ -443,14 +370,7 @@
         </w:numPr>
       </w:pPr>
       <w:r>
-        <w:rPr>
-          <w:b/>
-          <w:bCs/>
-        </w:rPr>
-        <w:t xml:space="preserve">RF10</w:t>
-      </w:r>
-      <w:r>
-        <w:t xml:space="preserve"> – Impedir a exclusão de médicos e pacientes que possuem consultas vinculadas.</w:t>
+        <w:t xml:space="preserve">RF10: Não permitir excluir médicos ou pacientes que tenham consultas.</w:t>
       </w:r>
     </w:p>
     <w:p>
@@ -462,14 +382,7 @@
         </w:numPr>
       </w:pPr>
       <w:r>
-        <w:rPr>
-          <w:b/>
-          <w:bCs/>
-        </w:rPr>
-        <w:t xml:space="preserve">RF11</w:t>
-      </w:r>
-      <w:r>
-        <w:t xml:space="preserve"> – Responder erros em um formato padrão (status, mensagem e campos inválidos).</w:t>
+        <w:t xml:space="preserve">RF11: Devolver os erros sempre no mesmo formato, com status, mensagem e os campos inválidos.</w:t>
       </w:r>
     </w:p>
     <w:p>
@@ -482,32 +395,7 @@
     </w:p>
     <w:p>
       <w:r>
-        <w:rPr>
-          <w:b/>
-          <w:bCs/>
-        </w:rPr>
-        <w:t xml:space="preserve">RF-WS01 – Painel de chamada de pacientes em tempo real.</w:t>
-      </w:r>
-      <w:r>
-        <w:t xml:space="preserve"> Quando a recepção chama um paciente (</w:t>
-      </w:r>
-      <w:r>
-        <w:rPr>
-          <w:rFonts w:ascii="Consolas" w:cs="Consolas" w:eastAsia="Consolas" w:hAnsi="Consolas"/>
-        </w:rPr>
-        <w:t xml:space="preserve">POST /api/consultas/{id}/chamar</w:t>
-      </w:r>
-      <w:r>
-        <w:t xml:space="preserve">), o servidor envia uma mensagem pelo WebSocket </w:t>
-      </w:r>
-      <w:r>
-        <w:rPr>
-          <w:rFonts w:ascii="Consolas" w:cs="Consolas" w:eastAsia="Consolas" w:hAnsi="Consolas"/>
-        </w:rPr>
-        <w:t xml:space="preserve">ws://localhost:8080/ws/painel</w:t>
-      </w:r>
-      <w:r>
-        <w:t xml:space="preserve"> para todos os painéis conectados. A mensagem leva o nome do paciente, o médico e a sala. O painel mostra a chamada em destaque, guarda o histórico das últimas chamadas e pode tocar um aviso sonoro e falar o nome do paciente. Qualquer outra mudança de status da consulta também é enviada, para manter a tela da recepção atualizada sem recarregar a página.</w:t>
+        <w:t xml:space="preserve">RF-WS01: Painel de atendimento em tempo real. Quando a recepção chama um paciente pela rota POST /api/consultas/{id}/chamar, o servidor envia uma mensagem no WebSocket ws://localhost:8080/ws/painel para todos os clientes conectados. O painel da sala de espera exibe o nome do paciente, o consultório e o médico, mantém a lista das últimas chamadas e pode emitir um aviso sonoro com o nome do paciente. As demais mudanças de status também são enviadas, e com elas o painel atualiza a situação de cada consultório (disponível, aguardando paciente ou em atendimento) e a tela da recepção se atualiza sem recarregar.</w:t>
       </w:r>
     </w:p>
     <w:p>
@@ -644,7 +532,7 @@
     <w:p/>
     <w:p>
       <w:r>
-        <w:t xml:space="preserve">Clientes web criados para a demonstração:</w:t>
+        <w:t xml:space="preserve">Páginas cliente usadas na demonstração:</w:t>
       </w:r>
     </w:p>
     <w:p>
@@ -656,13 +544,7 @@
         </w:numPr>
       </w:pPr>
       <w:r>
-        <w:rPr>
-          <w:rFonts w:ascii="Consolas" w:cs="Consolas" w:eastAsia="Consolas" w:hAnsi="Consolas"/>
-        </w:rPr>
-        <w:t xml:space="preserve">painel.html</w:t>
-      </w:r>
-      <w:r>
-        <w:t xml:space="preserve"> – tela da sala de espera (TV), que recebe as chamadas.</w:t>
+        <w:t xml:space="preserve">painel.html: painel da sala de espera, que recebe as chamadas.</w:t>
       </w:r>
     </w:p>
     <w:p>
@@ -674,13 +556,7 @@
         </w:numPr>
       </w:pPr>
       <w:r>
-        <w:rPr>
-          <w:rFonts w:ascii="Consolas" w:cs="Consolas" w:eastAsia="Consolas" w:hAnsi="Consolas"/>
-        </w:rPr>
-        <w:t xml:space="preserve">recepcao.html</w:t>
-      </w:r>
-      <w:r>
-        <w:t xml:space="preserve"> – lista as consultas do dia, tem os botões Chamar, Atender, Concluir e Cancelar, e mostra as mensagens recebidas pelo WebSocket.</w:t>
+        <w:t xml:space="preserve">recepcao.html: lista as consultas do dia, com as ações Chamar, Atender, Concluir e Cancelar, e mostra as mensagens recebidas.</w:t>
       </w:r>
     </w:p>
     <w:p>
@@ -1004,68 +880,7 @@
         </w:numPr>
       </w:pPr>
       <w:r>
-        <w:rPr>
-          <w:b/>
-          <w:bCs/>
-        </w:rPr>
-        <w:t xml:space="preserve">Médico ↔ Especialidade – Muitos-para-Muitos.</w:t>
-      </w:r>
-      <w:r>
-        <w:t xml:space="preserve"> Um médico pode ter várias especialidades e uma especialidade pode ser atendida por vários médicos. A ligação fica na tabela associativa </w:t>
-      </w:r>
-      <w:r>
-        <w:rPr>
-          <w:rFonts w:ascii="Consolas" w:cs="Consolas" w:eastAsia="Consolas" w:hAnsi="Consolas"/>
-        </w:rPr>
-        <w:t xml:space="preserve">medico_especialidade (medico_id, especialidade_id)</w:t>
-      </w:r>
-      <w:r>
-        <w:t xml:space="preserve">. No código, usa </w:t>
-      </w:r>
-      <w:r>
-        <w:rPr>
-          <w:rFonts w:ascii="Consolas" w:cs="Consolas" w:eastAsia="Consolas" w:hAnsi="Consolas"/>
-        </w:rPr>
-        <w:t xml:space="preserve">@ManyToMany</w:t>
-      </w:r>
-      <w:r>
-        <w:t xml:space="preserve"> com </w:t>
-      </w:r>
-      <w:r>
-        <w:rPr>
-          <w:rFonts w:ascii="Consolas" w:cs="Consolas" w:eastAsia="Consolas" w:hAnsi="Consolas"/>
-        </w:rPr>
-        <w:t xml:space="preserve">@JoinTable</w:t>
-      </w:r>
-      <w:r>
-        <w:t xml:space="preserve"> em </w:t>
-      </w:r>
-      <w:r>
-        <w:rPr>
-          <w:rFonts w:ascii="Consolas" w:cs="Consolas" w:eastAsia="Consolas" w:hAnsi="Consolas"/>
-        </w:rPr>
-        <w:t xml:space="preserve">Medico</w:t>
-      </w:r>
-      <w:r>
-        <w:t xml:space="preserve"> e </w:t>
-      </w:r>
-      <w:r>
-        <w:rPr>
-          <w:rFonts w:ascii="Consolas" w:cs="Consolas" w:eastAsia="Consolas" w:hAnsi="Consolas"/>
-        </w:rPr>
-        <w:t xml:space="preserve">mappedBy</w:t>
-      </w:r>
-      <w:r>
-        <w:t xml:space="preserve"> em </w:t>
-      </w:r>
-      <w:r>
-        <w:rPr>
-          <w:rFonts w:ascii="Consolas" w:cs="Consolas" w:eastAsia="Consolas" w:hAnsi="Consolas"/>
-        </w:rPr>
-        <w:t xml:space="preserve">Especialidade</w:t>
-      </w:r>
-      <w:r>
-        <w:t xml:space="preserve">.</w:t>
+        <w:t xml:space="preserve">Médico e Especialidade (muitos-para-muitos): um médico pode ter várias especialidades e uma especialidade pode ter vários médicos. A ligação fica na tabela medico_especialidade (medico_id, especialidade_id). No código foi usado @ManyToMany com @JoinTable na classe Medico e mappedBy na classe Especialidade.</w:t>
       </w:r>
     </w:p>
     <w:p>
@@ -1077,41 +892,7 @@
         </w:numPr>
       </w:pPr>
       <w:r>
-        <w:rPr>
-          <w:b/>
-          <w:bCs/>
-        </w:rPr>
-        <w:t xml:space="preserve">Médico → Consulta – Um-para-Muitos.</w:t>
-      </w:r>
-      <w:r>
-        <w:t xml:space="preserve"> Um médico atende várias consultas e cada consulta pertence a um único médico (chave estrangeira </w:t>
-      </w:r>
-      <w:r>
-        <w:rPr>
-          <w:rFonts w:ascii="Consolas" w:cs="Consolas" w:eastAsia="Consolas" w:hAnsi="Consolas"/>
-        </w:rPr>
-        <w:t xml:space="preserve">consulta.medico_id</w:t>
-      </w:r>
-      <w:r>
-        <w:t xml:space="preserve">). No código, usa </w:t>
-      </w:r>
-      <w:r>
-        <w:rPr>
-          <w:rFonts w:ascii="Consolas" w:cs="Consolas" w:eastAsia="Consolas" w:hAnsi="Consolas"/>
-        </w:rPr>
-        <w:t xml:space="preserve">@OneToMany(mappedBy = "medico")</w:t>
-      </w:r>
-      <w:r>
-        <w:t xml:space="preserve"> e </w:t>
-      </w:r>
-      <w:r>
-        <w:rPr>
-          <w:rFonts w:ascii="Consolas" w:cs="Consolas" w:eastAsia="Consolas" w:hAnsi="Consolas"/>
-        </w:rPr>
-        <w:t xml:space="preserve">@ManyToOne</w:t>
-      </w:r>
-      <w:r>
-        <w:t xml:space="preserve">.</w:t>
+        <w:t xml:space="preserve">Médico e Consulta (um-para-muitos): um médico atende várias consultas e cada consulta tem um único médico, pela chave estrangeira consulta.medico_id. No código foi usado @OneToMany(mappedBy = "medico") e @ManyToOne.</w:t>
       </w:r>
     </w:p>
     <w:p>
@@ -1123,28 +904,7 @@
         </w:numPr>
       </w:pPr>
       <w:r>
-        <w:rPr>
-          <w:b/>
-          <w:bCs/>
-        </w:rPr>
-        <w:t xml:space="preserve">Paciente → Consulta – Um-para-Muitos.</w:t>
-      </w:r>
-      <w:r>
-        <w:t xml:space="preserve"> Um paciente possui várias consultas e cada consulta pertence a um único paciente (chave estrangeira </w:t>
-      </w:r>
-      <w:r>
-        <w:rPr>
-          <w:rFonts w:ascii="Consolas" w:cs="Consolas" w:eastAsia="Consolas" w:hAnsi="Consolas"/>
-        </w:rPr>
-        <w:t xml:space="preserve">consulta.paciente_id</w:t>
-      </w:r>
-      <w:r>
-        <w:t xml:space="preserve">).</w:t>
-      </w:r>
-    </w:p>
-    <w:p>
-      <w:r>
-        <w:t xml:space="preserve">Diagrama (resumo):</w:t>
+        <w:t xml:space="preserve">Paciente e Consulta (um-para-muitos): um paciente tem várias consultas e cada consulta pertence a um único paciente, pela chave estrangeira consulta.paciente_id.</w:t>
       </w:r>
     </w:p>
     <w:p>
@@ -1158,7 +918,7 @@
           <w:sz w:val="17"/>
           <w:szCs w:val="17"/>
         </w:rPr>
-        <w:t xml:space="preserve">ESPECIALIDADE  N ────&lt; medico_especialidade &gt;──── N  MEDICO  1 ────&lt; N  CONSULTA  N &gt;──── 1  PACIENTE</w:t>
+        <w:t xml:space="preserve">ESPECIALIDADE (N) ---- medico_especialidade ---- (N) MEDICO (1) ---- (N) CONSULTA (N) ---- (1) PACIENTE</w:t>
       </w:r>
     </w:p>
     <w:p/>
@@ -1172,30 +932,17 @@
     </w:p>
     <w:p>
       <w:r>
-        <w:t xml:space="preserve">URL base: </w:t>
-      </w:r>
-      <w:r>
-        <w:rPr>
-          <w:rFonts w:ascii="Consolas" w:cs="Consolas" w:eastAsia="Consolas" w:hAnsi="Consolas"/>
-        </w:rPr>
-        <w:t xml:space="preserve">http://localhost:8080/api</w:t>
-      </w:r>
-      <w:r>
-        <w:t xml:space="preserve">. Documentação interativa (Swagger UI): </w:t>
-      </w:r>
-      <w:r>
-        <w:rPr>
-          <w:rFonts w:ascii="Consolas" w:cs="Consolas" w:eastAsia="Consolas" w:hAnsi="Consolas"/>
-        </w:rPr>
-        <w:t xml:space="preserve">http://localhost:8080/swagger-ui.html</w:t>
-      </w:r>
-      <w:r>
-        <w:t xml:space="preserve">.</w:t>
+        <w:t xml:space="preserve">URL base: http://localhost:8080/api</w:t>
       </w:r>
     </w:p>
     <w:p>
       <w:r>
-        <w:t xml:space="preserve">Formato padrão das respostas de erro:</w:t>
+        <w:t xml:space="preserve">Documentação interativa (Swagger UI): http://localhost:8080/swagger-ui.html</w:t>
+      </w:r>
+    </w:p>
+    <w:p>
+      <w:r>
+        <w:t xml:space="preserve">Formato das respostas de erro:</w:t>
       </w:r>
     </w:p>
     <w:p>
@@ -1517,7 +1264,7 @@
                 <w:sz w:val="18"/>
                 <w:szCs w:val="18"/>
               </w:rPr>
-              <w:t xml:space="preserve">–</w:t>
+              <w:t xml:space="preserve">-</w:t>
             </w:r>
           </w:p>
         </w:tc>
@@ -1592,7 +1339,7 @@
                 <w:sz w:val="18"/>
                 <w:szCs w:val="18"/>
               </w:rPr>
-              <w:t xml:space="preserve">–</w:t>
+              <w:t xml:space="preserve">-</w:t>
             </w:r>
           </w:p>
         </w:tc>
@@ -1672,7 +1419,7 @@
                 <w:sz w:val="18"/>
                 <w:szCs w:val="18"/>
               </w:rPr>
-              <w:t xml:space="preserve">–</w:t>
+              <w:t xml:space="preserve">-</w:t>
             </w:r>
           </w:p>
         </w:tc>
@@ -1827,7 +1574,7 @@
                 <w:sz w:val="18"/>
                 <w:szCs w:val="18"/>
               </w:rPr>
-              <w:t xml:space="preserve">–</w:t>
+              <w:t xml:space="preserve">-</w:t>
             </w:r>
           </w:p>
         </w:tc>
@@ -1979,7 +1726,6 @@
           <w:p>
             <w:r>
               <w:rPr>
-                <w:rFonts w:ascii="Consolas" w:cs="Consolas" w:eastAsia="Consolas" w:hAnsi="Consolas"/>
                 <w:sz w:val="18"/>
                 <w:szCs w:val="18"/>
               </w:rPr>
@@ -2135,7 +1881,6 @@
           <w:p>
             <w:r>
               <w:rPr>
-                <w:rFonts w:ascii="Consolas" w:cs="Consolas" w:eastAsia="Consolas" w:hAnsi="Consolas"/>
                 <w:sz w:val="18"/>
                 <w:szCs w:val="18"/>
               </w:rPr>
@@ -2294,32 +2039,32 @@
                 <w:sz w:val="18"/>
                 <w:szCs w:val="18"/>
               </w:rPr>
-              <w:t xml:space="preserve">–</w:t>
-            </w:r>
-          </w:p>
-        </w:tc>
-        <w:tc>
-          <w:tcPr>
-            <w:tcBorders>
-              <w:top w:val="single" w:color="999999" w:sz="4"/>
-              <w:left w:val="single" w:color="999999" w:sz="4"/>
-              <w:bottom w:val="single" w:color="999999" w:sz="4"/>
-              <w:right w:val="single" w:color="999999" w:sz="4"/>
-            </w:tcBorders>
-            <w:tcMar>
-              <w:top w:type="dxa" w:w="40"/>
-              <w:left w:type="dxa" w:w="80"/>
-              <w:bottom w:type="dxa" w:w="40"/>
-              <w:right w:type="dxa" w:w="80"/>
-            </w:tcMar>
-          </w:tcPr>
-          <w:p>
-            <w:r>
-              <w:rPr>
-                <w:sz w:val="18"/>
-                <w:szCs w:val="18"/>
-              </w:rPr>
-              <w:t xml:space="preserve">–</w:t>
+              <w:t xml:space="preserve">-</w:t>
+            </w:r>
+          </w:p>
+        </w:tc>
+        <w:tc>
+          <w:tcPr>
+            <w:tcBorders>
+              <w:top w:val="single" w:color="999999" w:sz="4"/>
+              <w:left w:val="single" w:color="999999" w:sz="4"/>
+              <w:bottom w:val="single" w:color="999999" w:sz="4"/>
+              <w:right w:val="single" w:color="999999" w:sz="4"/>
+            </w:tcBorders>
+            <w:tcMar>
+              <w:top w:type="dxa" w:w="40"/>
+              <w:left w:type="dxa" w:w="80"/>
+              <w:bottom w:type="dxa" w:w="40"/>
+              <w:right w:type="dxa" w:w="80"/>
+            </w:tcMar>
+          </w:tcPr>
+          <w:p>
+            <w:r>
+              <w:rPr>
+                <w:sz w:val="18"/>
+                <w:szCs w:val="18"/>
+              </w:rPr>
+              <w:t xml:space="preserve">-</w:t>
             </w:r>
           </w:p>
         </w:tc>
@@ -2378,13 +2123,7 @@
     <w:p/>
     <w:p>
       <w:r>
-        <w:t xml:space="preserve">Especialidade = </w:t>
-      </w:r>
-      <w:r>
-        <w:rPr>
-          <w:rFonts w:ascii="Consolas" w:cs="Consolas" w:eastAsia="Consolas" w:hAnsi="Consolas"/>
-        </w:rPr>
-        <w:t xml:space="preserve">{ id, nome, descricao }</w:t>
+        <w:t xml:space="preserve">Especialidade = { id, nome, descricao }</w:t>
       </w:r>
     </w:p>
     <w:p>
@@ -2663,7 +2402,7 @@
                 <w:sz w:val="18"/>
                 <w:szCs w:val="18"/>
               </w:rPr>
-              <w:t xml:space="preserve">–</w:t>
+              <w:t xml:space="preserve">-</w:t>
             </w:r>
           </w:p>
         </w:tc>
@@ -2738,7 +2477,7 @@
                 <w:sz w:val="18"/>
                 <w:szCs w:val="18"/>
               </w:rPr>
-              <w:t xml:space="preserve">–</w:t>
+              <w:t xml:space="preserve">-</w:t>
             </w:r>
           </w:p>
         </w:tc>
@@ -2818,7 +2557,7 @@
                 <w:sz w:val="18"/>
                 <w:szCs w:val="18"/>
               </w:rPr>
-              <w:t xml:space="preserve">–</w:t>
+              <w:t xml:space="preserve">-</w:t>
             </w:r>
           </w:p>
         </w:tc>
@@ -2970,7 +2709,6 @@
           <w:p>
             <w:r>
               <w:rPr>
-                <w:rFonts w:ascii="Consolas" w:cs="Consolas" w:eastAsia="Consolas" w:hAnsi="Consolas"/>
                 <w:sz w:val="18"/>
                 <w:szCs w:val="18"/>
               </w:rPr>
@@ -3126,7 +2864,6 @@
           <w:p>
             <w:r>
               <w:rPr>
-                <w:rFonts w:ascii="Consolas" w:cs="Consolas" w:eastAsia="Consolas" w:hAnsi="Consolas"/>
                 <w:sz w:val="18"/>
                 <w:szCs w:val="18"/>
               </w:rPr>
@@ -3285,32 +3022,32 @@
                 <w:sz w:val="18"/>
                 <w:szCs w:val="18"/>
               </w:rPr>
-              <w:t xml:space="preserve">–</w:t>
-            </w:r>
-          </w:p>
-        </w:tc>
-        <w:tc>
-          <w:tcPr>
-            <w:tcBorders>
-              <w:top w:val="single" w:color="999999" w:sz="4"/>
-              <w:left w:val="single" w:color="999999" w:sz="4"/>
-              <w:bottom w:val="single" w:color="999999" w:sz="4"/>
-              <w:right w:val="single" w:color="999999" w:sz="4"/>
-            </w:tcBorders>
-            <w:tcMar>
-              <w:top w:type="dxa" w:w="40"/>
-              <w:left w:type="dxa" w:w="80"/>
-              <w:bottom w:type="dxa" w:w="40"/>
-              <w:right w:type="dxa" w:w="80"/>
-            </w:tcMar>
-          </w:tcPr>
-          <w:p>
-            <w:r>
-              <w:rPr>
-                <w:sz w:val="18"/>
-                <w:szCs w:val="18"/>
-              </w:rPr>
-              <w:t xml:space="preserve">–</w:t>
+              <w:t xml:space="preserve">-</w:t>
+            </w:r>
+          </w:p>
+        </w:tc>
+        <w:tc>
+          <w:tcPr>
+            <w:tcBorders>
+              <w:top w:val="single" w:color="999999" w:sz="4"/>
+              <w:left w:val="single" w:color="999999" w:sz="4"/>
+              <w:bottom w:val="single" w:color="999999" w:sz="4"/>
+              <w:right w:val="single" w:color="999999" w:sz="4"/>
+            </w:tcBorders>
+            <w:tcMar>
+              <w:top w:type="dxa" w:w="40"/>
+              <w:left w:type="dxa" w:w="80"/>
+              <w:bottom w:type="dxa" w:w="40"/>
+              <w:right w:type="dxa" w:w="80"/>
+            </w:tcMar>
+          </w:tcPr>
+          <w:p>
+            <w:r>
+              <w:rPr>
+                <w:sz w:val="18"/>
+                <w:szCs w:val="18"/>
+              </w:rPr>
+              <w:t xml:space="preserve">-</w:t>
             </w:r>
           </w:p>
         </w:tc>
@@ -3440,7 +3177,7 @@
                 <w:sz w:val="18"/>
                 <w:szCs w:val="18"/>
               </w:rPr>
-              <w:t xml:space="preserve">–</w:t>
+              <w:t xml:space="preserve">-</w:t>
             </w:r>
           </w:p>
         </w:tc>
@@ -3595,7 +3332,7 @@
                 <w:sz w:val="18"/>
                 <w:szCs w:val="18"/>
               </w:rPr>
-              <w:t xml:space="preserve">–</w:t>
+              <w:t xml:space="preserve">-</w:t>
             </w:r>
           </w:p>
         </w:tc>
@@ -3750,32 +3487,32 @@
                 <w:sz w:val="18"/>
                 <w:szCs w:val="18"/>
               </w:rPr>
-              <w:t xml:space="preserve">–</w:t>
-            </w:r>
-          </w:p>
-        </w:tc>
-        <w:tc>
-          <w:tcPr>
-            <w:tcBorders>
-              <w:top w:val="single" w:color="999999" w:sz="4"/>
-              <w:left w:val="single" w:color="999999" w:sz="4"/>
-              <w:bottom w:val="single" w:color="999999" w:sz="4"/>
-              <w:right w:val="single" w:color="999999" w:sz="4"/>
-            </w:tcBorders>
-            <w:tcMar>
-              <w:top w:type="dxa" w:w="40"/>
-              <w:left w:type="dxa" w:w="80"/>
-              <w:bottom w:type="dxa" w:w="40"/>
-              <w:right w:type="dxa" w:w="80"/>
-            </w:tcMar>
-          </w:tcPr>
-          <w:p>
-            <w:r>
-              <w:rPr>
-                <w:sz w:val="18"/>
-                <w:szCs w:val="18"/>
-              </w:rPr>
-              <w:t xml:space="preserve">–</w:t>
+              <w:t xml:space="preserve">-</w:t>
+            </w:r>
+          </w:p>
+        </w:tc>
+        <w:tc>
+          <w:tcPr>
+            <w:tcBorders>
+              <w:top w:val="single" w:color="999999" w:sz="4"/>
+              <w:left w:val="single" w:color="999999" w:sz="4"/>
+              <w:bottom w:val="single" w:color="999999" w:sz="4"/>
+              <w:right w:val="single" w:color="999999" w:sz="4"/>
+            </w:tcBorders>
+            <w:tcMar>
+              <w:top w:type="dxa" w:w="40"/>
+              <w:left w:type="dxa" w:w="80"/>
+              <w:bottom w:type="dxa" w:w="40"/>
+              <w:right w:type="dxa" w:w="80"/>
+            </w:tcMar>
+          </w:tcPr>
+          <w:p>
+            <w:r>
+              <w:rPr>
+                <w:sz w:val="18"/>
+                <w:szCs w:val="18"/>
+              </w:rPr>
+              <w:t xml:space="preserve">-</w:t>
             </w:r>
           </w:p>
         </w:tc>
@@ -3905,7 +3642,7 @@
                 <w:sz w:val="18"/>
                 <w:szCs w:val="18"/>
               </w:rPr>
-              <w:t xml:space="preserve">–</w:t>
+              <w:t xml:space="preserve">-</w:t>
             </w:r>
           </w:p>
         </w:tc>
@@ -3989,13 +3726,7 @@
     <w:p/>
     <w:p>
       <w:r>
-        <w:t xml:space="preserve">Medico = </w:t>
-      </w:r>
-      <w:r>
-        <w:rPr>
-          <w:rFonts w:ascii="Consolas" w:cs="Consolas" w:eastAsia="Consolas" w:hAnsi="Consolas"/>
-        </w:rPr>
-        <w:t xml:space="preserve">{ id, nome, crm, email, telefone, sala, especialidades: [Especialidade] }</w:t>
+        <w:t xml:space="preserve">Medico = { id, nome, crm, email, telefone, sala, especialidades: [Especialidade] }</w:t>
       </w:r>
     </w:p>
     <w:p>
@@ -4274,7 +4005,7 @@
                 <w:sz w:val="18"/>
                 <w:szCs w:val="18"/>
               </w:rPr>
-              <w:t xml:space="preserve">–</w:t>
+              <w:t xml:space="preserve">-</w:t>
             </w:r>
           </w:p>
         </w:tc>
@@ -4349,7 +4080,7 @@
                 <w:sz w:val="18"/>
                 <w:szCs w:val="18"/>
               </w:rPr>
-              <w:t xml:space="preserve">–</w:t>
+              <w:t xml:space="preserve">-</w:t>
             </w:r>
           </w:p>
         </w:tc>
@@ -4429,7 +4160,7 @@
                 <w:sz w:val="18"/>
                 <w:szCs w:val="18"/>
               </w:rPr>
-              <w:t xml:space="preserve">–</w:t>
+              <w:t xml:space="preserve">-</w:t>
             </w:r>
           </w:p>
         </w:tc>
@@ -4581,7 +4312,6 @@
           <w:p>
             <w:r>
               <w:rPr>
-                <w:rFonts w:ascii="Consolas" w:cs="Consolas" w:eastAsia="Consolas" w:hAnsi="Consolas"/>
                 <w:sz w:val="18"/>
                 <w:szCs w:val="18"/>
               </w:rPr>
@@ -4737,7 +4467,6 @@
           <w:p>
             <w:r>
               <w:rPr>
-                <w:rFonts w:ascii="Consolas" w:cs="Consolas" w:eastAsia="Consolas" w:hAnsi="Consolas"/>
                 <w:sz w:val="18"/>
                 <w:szCs w:val="18"/>
               </w:rPr>
@@ -4896,32 +4625,32 @@
                 <w:sz w:val="18"/>
                 <w:szCs w:val="18"/>
               </w:rPr>
-              <w:t xml:space="preserve">–</w:t>
-            </w:r>
-          </w:p>
-        </w:tc>
-        <w:tc>
-          <w:tcPr>
-            <w:tcBorders>
-              <w:top w:val="single" w:color="999999" w:sz="4"/>
-              <w:left w:val="single" w:color="999999" w:sz="4"/>
-              <w:bottom w:val="single" w:color="999999" w:sz="4"/>
-              <w:right w:val="single" w:color="999999" w:sz="4"/>
-            </w:tcBorders>
-            <w:tcMar>
-              <w:top w:type="dxa" w:w="40"/>
-              <w:left w:type="dxa" w:w="80"/>
-              <w:bottom w:type="dxa" w:w="40"/>
-              <w:right w:type="dxa" w:w="80"/>
-            </w:tcMar>
-          </w:tcPr>
-          <w:p>
-            <w:r>
-              <w:rPr>
-                <w:sz w:val="18"/>
-                <w:szCs w:val="18"/>
-              </w:rPr>
-              <w:t xml:space="preserve">–</w:t>
+              <w:t xml:space="preserve">-</w:t>
+            </w:r>
+          </w:p>
+        </w:tc>
+        <w:tc>
+          <w:tcPr>
+            <w:tcBorders>
+              <w:top w:val="single" w:color="999999" w:sz="4"/>
+              <w:left w:val="single" w:color="999999" w:sz="4"/>
+              <w:bottom w:val="single" w:color="999999" w:sz="4"/>
+              <w:right w:val="single" w:color="999999" w:sz="4"/>
+            </w:tcBorders>
+            <w:tcMar>
+              <w:top w:type="dxa" w:w="40"/>
+              <w:left w:type="dxa" w:w="80"/>
+              <w:bottom w:type="dxa" w:w="40"/>
+              <w:right w:type="dxa" w:w="80"/>
+            </w:tcMar>
+          </w:tcPr>
+          <w:p>
+            <w:r>
+              <w:rPr>
+                <w:sz w:val="18"/>
+                <w:szCs w:val="18"/>
+              </w:rPr>
+              <w:t xml:space="preserve">-</w:t>
             </w:r>
           </w:p>
         </w:tc>
@@ -5051,7 +4780,7 @@
                 <w:sz w:val="18"/>
                 <w:szCs w:val="18"/>
               </w:rPr>
-              <w:t xml:space="preserve">–</w:t>
+              <w:t xml:space="preserve">-</w:t>
             </w:r>
           </w:p>
         </w:tc>
@@ -5135,13 +4864,7 @@
     <w:p/>
     <w:p>
       <w:r>
-        <w:t xml:space="preserve">Paciente = </w:t>
-      </w:r>
-      <w:r>
-        <w:rPr>
-          <w:rFonts w:ascii="Consolas" w:cs="Consolas" w:eastAsia="Consolas" w:hAnsi="Consolas"/>
-        </w:rPr>
-        <w:t xml:space="preserve">{ id, nome, cpf, dataNascimento, telefone, email }</w:t>
+        <w:t xml:space="preserve">Paciente = { id, nome, cpf, dataNascimento, telefone, email }</w:t>
       </w:r>
     </w:p>
     <w:p>
@@ -5420,7 +5143,7 @@
                 <w:sz w:val="18"/>
                 <w:szCs w:val="18"/>
               </w:rPr>
-              <w:t xml:space="preserve">–</w:t>
+              <w:t xml:space="preserve">-</w:t>
             </w:r>
           </w:p>
         </w:tc>
@@ -5575,7 +5298,7 @@
                 <w:sz w:val="18"/>
                 <w:szCs w:val="18"/>
               </w:rPr>
-              <w:t xml:space="preserve">–</w:t>
+              <w:t xml:space="preserve">-</w:t>
             </w:r>
           </w:p>
         </w:tc>
@@ -5727,7 +5450,6 @@
           <w:p>
             <w:r>
               <w:rPr>
-                <w:rFonts w:ascii="Consolas" w:cs="Consolas" w:eastAsia="Consolas" w:hAnsi="Consolas"/>
                 <w:sz w:val="18"/>
                 <w:szCs w:val="18"/>
               </w:rPr>
@@ -5806,7 +5528,7 @@
                 <w:sz w:val="18"/>
                 <w:szCs w:val="18"/>
               </w:rPr>
-              <w:t xml:space="preserve">400, 404 (médico/paciente), 409 (horário ocupado)</w:t>
+              <w:t xml:space="preserve">400, 404 (médico ou paciente), 409 (horário ocupado)</w:t>
             </w:r>
           </w:p>
         </w:tc>
@@ -5883,7 +5605,6 @@
           <w:p>
             <w:r>
               <w:rPr>
-                <w:rFonts w:ascii="Consolas" w:cs="Consolas" w:eastAsia="Consolas" w:hAnsi="Consolas"/>
                 <w:sz w:val="18"/>
                 <w:szCs w:val="18"/>
               </w:rPr>
@@ -6042,32 +5763,32 @@
                 <w:sz w:val="18"/>
                 <w:szCs w:val="18"/>
               </w:rPr>
-              <w:t xml:space="preserve">–</w:t>
-            </w:r>
-          </w:p>
-        </w:tc>
-        <w:tc>
-          <w:tcPr>
-            <w:tcBorders>
-              <w:top w:val="single" w:color="999999" w:sz="4"/>
-              <w:left w:val="single" w:color="999999" w:sz="4"/>
-              <w:bottom w:val="single" w:color="999999" w:sz="4"/>
-              <w:right w:val="single" w:color="999999" w:sz="4"/>
-            </w:tcBorders>
-            <w:tcMar>
-              <w:top w:type="dxa" w:w="40"/>
-              <w:left w:type="dxa" w:w="80"/>
-              <w:bottom w:type="dxa" w:w="40"/>
-              <w:right w:type="dxa" w:w="80"/>
-            </w:tcMar>
-          </w:tcPr>
-          <w:p>
-            <w:r>
-              <w:rPr>
-                <w:sz w:val="18"/>
-                <w:szCs w:val="18"/>
-              </w:rPr>
-              <w:t xml:space="preserve">–</w:t>
+              <w:t xml:space="preserve">-</w:t>
+            </w:r>
+          </w:p>
+        </w:tc>
+        <w:tc>
+          <w:tcPr>
+            <w:tcBorders>
+              <w:top w:val="single" w:color="999999" w:sz="4"/>
+              <w:left w:val="single" w:color="999999" w:sz="4"/>
+              <w:bottom w:val="single" w:color="999999" w:sz="4"/>
+              <w:right w:val="single" w:color="999999" w:sz="4"/>
+            </w:tcBorders>
+            <w:tcMar>
+              <w:top w:type="dxa" w:w="40"/>
+              <w:left w:type="dxa" w:w="80"/>
+              <w:bottom w:type="dxa" w:w="40"/>
+              <w:right w:type="dxa" w:w="80"/>
+            </w:tcMar>
+          </w:tcPr>
+          <w:p>
+            <w:r>
+              <w:rPr>
+                <w:sz w:val="18"/>
+                <w:szCs w:val="18"/>
+              </w:rPr>
+              <w:t xml:space="preserve">-</w:t>
             </w:r>
           </w:p>
         </w:tc>
@@ -6194,7 +5915,6 @@
           <w:p>
             <w:r>
               <w:rPr>
-                <w:rFonts w:ascii="Consolas" w:cs="Consolas" w:eastAsia="Consolas" w:hAnsi="Consolas"/>
                 <w:sz w:val="18"/>
                 <w:szCs w:val="18"/>
               </w:rPr>
@@ -6353,7 +6073,7 @@
                 <w:sz w:val="18"/>
                 <w:szCs w:val="18"/>
               </w:rPr>
-              <w:t xml:space="preserve">–</w:t>
+              <w:t xml:space="preserve">-</w:t>
             </w:r>
           </w:p>
         </w:tc>
@@ -6437,45 +6157,12 @@
     <w:p/>
     <w:p>
       <w:r>
-        <w:t xml:space="preserve">Consulta = </w:t>
-      </w:r>
-      <w:r>
-        <w:rPr>
-          <w:rFonts w:ascii="Consolas" w:cs="Consolas" w:eastAsia="Consolas" w:hAnsi="Consolas"/>
-        </w:rPr>
-        <w:t xml:space="preserve">{ id, dataHora, status, observacoes, medico: { id, nome, sala }, paciente: { id, nome } }</w:t>
+        <w:t xml:space="preserve">Consulta = { id, dataHora, status, observacoes, medico: { id, nome, sala }, paciente: { id, nome } }</w:t>
       </w:r>
     </w:p>
     <w:p>
       <w:r>
-        <w:t xml:space="preserve">Os endpoints </w:t>
-      </w:r>
-      <w:r>
-        <w:rPr>
-          <w:rFonts w:ascii="Consolas" w:cs="Consolas" w:eastAsia="Consolas" w:hAnsi="Consolas"/>
-        </w:rPr>
-        <w:t xml:space="preserve">PATCH /status</w:t>
-      </w:r>
-      <w:r>
-        <w:t xml:space="preserve"> e </w:t>
-      </w:r>
-      <w:r>
-        <w:rPr>
-          <w:rFonts w:ascii="Consolas" w:cs="Consolas" w:eastAsia="Consolas" w:hAnsi="Consolas"/>
-        </w:rPr>
-        <w:t xml:space="preserve">POST /chamar</w:t>
-      </w:r>
-      <w:r>
-        <w:t xml:space="preserve"> enviam o evento para o WebSocket </w:t>
-      </w:r>
-      <w:r>
-        <w:rPr>
-          <w:rFonts w:ascii="Consolas" w:cs="Consolas" w:eastAsia="Consolas" w:hAnsi="Consolas"/>
-        </w:rPr>
-        <w:t xml:space="preserve">/ws/painel</w:t>
-      </w:r>
-      <w:r>
-        <w:t xml:space="preserve">.</w:t>
+        <w:t xml:space="preserve">As rotas PATCH /consultas/{id}/status e POST /consultas/{id}/chamar também enviam o evento para o WebSocket /ws/painel.</w:t>
       </w:r>
     </w:p>
     <w:p>
@@ -6616,7 +6303,7 @@
                 <w:sz w:val="18"/>
                 <w:szCs w:val="18"/>
               </w:rPr>
-              <w:t xml:space="preserve">Quando</w:t>
+              <w:t xml:space="preserve">Quando é enviada</w:t>
             </w:r>
           </w:p>
         </w:tc>
@@ -6671,29 +6358,28 @@
                 <w:sz w:val="18"/>
                 <w:szCs w:val="18"/>
               </w:rPr>
-              <w:t xml:space="preserve">Servidor → clientes</w:t>
-            </w:r>
-          </w:p>
-        </w:tc>
-        <w:tc>
-          <w:tcPr>
-            <w:tcBorders>
-              <w:top w:val="single" w:color="999999" w:sz="4"/>
-              <w:left w:val="single" w:color="999999" w:sz="4"/>
-              <w:bottom w:val="single" w:color="999999" w:sz="4"/>
-              <w:right w:val="single" w:color="999999" w:sz="4"/>
-            </w:tcBorders>
-            <w:tcMar>
-              <w:top w:type="dxa" w:w="40"/>
-              <w:left w:type="dxa" w:w="80"/>
-              <w:bottom w:type="dxa" w:w="40"/>
-              <w:right w:type="dxa" w:w="80"/>
-            </w:tcMar>
-          </w:tcPr>
-          <w:p>
-            <w:r>
-              <w:rPr>
-                <w:rFonts w:ascii="Consolas" w:cs="Consolas" w:eastAsia="Consolas" w:hAnsi="Consolas"/>
+              <w:t xml:space="preserve">Servidor para clientes</w:t>
+            </w:r>
+          </w:p>
+        </w:tc>
+        <w:tc>
+          <w:tcPr>
+            <w:tcBorders>
+              <w:top w:val="single" w:color="999999" w:sz="4"/>
+              <w:left w:val="single" w:color="999999" w:sz="4"/>
+              <w:bottom w:val="single" w:color="999999" w:sz="4"/>
+              <w:right w:val="single" w:color="999999" w:sz="4"/>
+            </w:tcBorders>
+            <w:tcMar>
+              <w:top w:type="dxa" w:w="40"/>
+              <w:left w:type="dxa" w:w="80"/>
+              <w:bottom w:type="dxa" w:w="40"/>
+              <w:right w:type="dxa" w:w="80"/>
+            </w:tcMar>
+          </w:tcPr>
+          <w:p>
+            <w:r>
+              <w:rPr>
                 <w:sz w:val="18"/>
                 <w:szCs w:val="18"/>
               </w:rPr>
@@ -6777,29 +6463,28 @@
                 <w:sz w:val="18"/>
                 <w:szCs w:val="18"/>
               </w:rPr>
-              <w:t xml:space="preserve">Servidor → clientes</w:t>
-            </w:r>
-          </w:p>
-        </w:tc>
-        <w:tc>
-          <w:tcPr>
-            <w:tcBorders>
-              <w:top w:val="single" w:color="999999" w:sz="4"/>
-              <w:left w:val="single" w:color="999999" w:sz="4"/>
-              <w:bottom w:val="single" w:color="999999" w:sz="4"/>
-              <w:right w:val="single" w:color="999999" w:sz="4"/>
-            </w:tcBorders>
-            <w:tcMar>
-              <w:top w:type="dxa" w:w="40"/>
-              <w:left w:type="dxa" w:w="80"/>
-              <w:bottom w:type="dxa" w:w="40"/>
-              <w:right w:type="dxa" w:w="80"/>
-            </w:tcMar>
-          </w:tcPr>
-          <w:p>
-            <w:r>
-              <w:rPr>
-                <w:rFonts w:ascii="Consolas" w:cs="Consolas" w:eastAsia="Consolas" w:hAnsi="Consolas"/>
+              <w:t xml:space="preserve">Servidor para clientes</w:t>
+            </w:r>
+          </w:p>
+        </w:tc>
+        <w:tc>
+          <w:tcPr>
+            <w:tcBorders>
+              <w:top w:val="single" w:color="999999" w:sz="4"/>
+              <w:left w:val="single" w:color="999999" w:sz="4"/>
+              <w:bottom w:val="single" w:color="999999" w:sz="4"/>
+              <w:right w:val="single" w:color="999999" w:sz="4"/>
+            </w:tcBorders>
+            <w:tcMar>
+              <w:top w:type="dxa" w:w="40"/>
+              <w:left w:type="dxa" w:w="80"/>
+              <w:bottom w:type="dxa" w:w="40"/>
+              <w:right w:type="dxa" w:w="80"/>
+            </w:tcMar>
+          </w:tcPr>
+          <w:p>
+            <w:r>
+              <w:rPr>
                 <w:sz w:val="18"/>
                 <w:szCs w:val="18"/>
               </w:rPr>
@@ -6883,55 +6568,32 @@
                 <w:sz w:val="18"/>
                 <w:szCs w:val="18"/>
               </w:rPr>
-              <w:t xml:space="preserve">Cliente → servidor</w:t>
-            </w:r>
-          </w:p>
-        </w:tc>
-        <w:tc>
-          <w:tcPr>
-            <w:tcBorders>
-              <w:top w:val="single" w:color="999999" w:sz="4"/>
-              <w:left w:val="single" w:color="999999" w:sz="4"/>
-              <w:bottom w:val="single" w:color="999999" w:sz="4"/>
-              <w:right w:val="single" w:color="999999" w:sz="4"/>
-            </w:tcBorders>
-            <w:tcMar>
-              <w:top w:type="dxa" w:w="40"/>
-              <w:left w:type="dxa" w:w="80"/>
-              <w:bottom w:type="dxa" w:w="40"/>
-              <w:right w:type="dxa" w:w="80"/>
-            </w:tcMar>
-          </w:tcPr>
-          <w:p>
-            <w:r>
-              <w:rPr>
-                <w:rFonts w:ascii="Consolas" w:cs="Consolas" w:eastAsia="Consolas" w:hAnsi="Consolas"/>
-                <w:sz w:val="18"/>
-                <w:szCs w:val="18"/>
-              </w:rPr>
-              <w:t xml:space="preserve">ping</w:t>
-            </w:r>
-            <w:r>
-              <w:rPr>
-                <w:sz w:val="18"/>
-                <w:szCs w:val="18"/>
-              </w:rPr>
-              <w:t xml:space="preserve"> (resposta: </w:t>
-            </w:r>
-            <w:r>
-              <w:rPr>
-                <w:rFonts w:ascii="Consolas" w:cs="Consolas" w:eastAsia="Consolas" w:hAnsi="Consolas"/>
-                <w:sz w:val="18"/>
-                <w:szCs w:val="18"/>
-              </w:rPr>
-              <w:t xml:space="preserve">pong</w:t>
-            </w:r>
-            <w:r>
-              <w:rPr>
-                <w:sz w:val="18"/>
-                <w:szCs w:val="18"/>
-              </w:rPr>
-              <w:t xml:space="preserve">)</w:t>
+              <w:t xml:space="preserve">Cliente para servidor</w:t>
+            </w:r>
+          </w:p>
+        </w:tc>
+        <w:tc>
+          <w:tcPr>
+            <w:tcBorders>
+              <w:top w:val="single" w:color="999999" w:sz="4"/>
+              <w:left w:val="single" w:color="999999" w:sz="4"/>
+              <w:bottom w:val="single" w:color="999999" w:sz="4"/>
+              <w:right w:val="single" w:color="999999" w:sz="4"/>
+            </w:tcBorders>
+            <w:tcMar>
+              <w:top w:type="dxa" w:w="40"/>
+              <w:left w:type="dxa" w:w="80"/>
+              <w:bottom w:type="dxa" w:w="40"/>
+              <w:right w:type="dxa" w:w="80"/>
+            </w:tcMar>
+          </w:tcPr>
+          <w:p>
+            <w:r>
+              <w:rPr>
+                <w:sz w:val="18"/>
+                <w:szCs w:val="18"/>
+              </w:rPr>
+              <w:t xml:space="preserve">ping (resposta: pong)</w:t>
             </w:r>
           </w:p>
         </w:tc>
@@ -6973,26 +6635,17 @@
     </w:p>
     <w:p>
       <w:r>
-        <w:t xml:space="preserve">Os testes foram feitos no Postman com a coleção </w:t>
-      </w:r>
-      <w:r>
-        <w:rPr>
-          <w:rFonts w:ascii="Consolas" w:cs="Consolas" w:eastAsia="Consolas" w:hAnsi="Consolas"/>
-        </w:rPr>
-        <w:t xml:space="preserve">postman/clinica-api.postman_collection.json</w:t>
-      </w:r>
-      <w:r>
-        <w:t xml:space="preserve">. São 46 requisições com 82 verificações automáticas, que cobrem o CRUD das 4 entidades, os dois relacionamentos, o fluxo de atendimento e os casos de erro (400, 404 e 409).</w:t>
+        <w:t xml:space="preserve">Os testes foram feitos no Postman com a coleção postman/clinica-api.postman_collection.json. São 46 requisições com 82 verificações, cobrindo o CRUD das quatro entidades, os relacionamentos, o fluxo de atendimento e os casos de erro (400, 404 e 409).</w:t>
       </w:r>
     </w:p>
     <w:p>
       <w:r>
-        <w:t xml:space="preserve">(Inserir aqui os prints do Postman: Collection Runner com todos os testes aprovados e exemplos de requisições de cada entidade.)</w:t>
+        <w:t xml:space="preserve">(Inserir aqui os prints do Postman: execução da coleção no Collection Runner e exemplos de requisições.)</w:t>
       </w:r>
     </w:p>
     <w:p>
       <w:r>
-        <w:t xml:space="preserve">Demonstração do WebSocket: ao clicar em "Chamar" na recepção, o painel recebe a chamada na hora.</w:t>
+        <w:t xml:space="preserve">Demonstração do WebSocket: ao clicar em Chamar na tela da recepção, o painel exibe a chamada no mesmo instante.</w:t>
       </w:r>
     </w:p>
     <w:p>
@@ -7110,7 +6763,7 @@
           <w:sz w:val="18"/>
           <w:szCs w:val="18"/>
         </w:rPr>
-        <w:t xml:space="preserve">Painel de chamada</w:t>
+        <w:t xml:space="preserve">Painel de atendimento</w:t>
       </w:r>
     </w:p>
     <w:sectPr>

--- a/docs/Especificacao-API-Clinica.docx
+++ b/docs/Especificacao-API-Clinica.docx
@@ -358,7 +358,7 @@
         </w:numPr>
       </w:pPr>
       <w:r>
-        <w:t xml:space="preserve">RF09: Controlar o status da consulta (AGENDADA, CHAMADA, EM_ATENDIMENTO, CONCLUIDA ou CANCELADA). Consultas concluídas ou canceladas não podem ser alteradas.</w:t>
+        <w:t xml:space="preserve">RF09: Controlar o status da consulta (AGENDADA, CHAMADA, EM_ATENDIMENTO, CONCLUIDA ou CANCELADA), aceitando apenas as transições do diagrama de estados. Consultas concluídas ou canceladas não podem ser alteradas.</w:t>
       </w:r>
     </w:p>
     <w:p>
@@ -530,6 +530,70 @@
       </w:r>
     </w:p>
     <w:p/>
+    <w:p>
+      <w:r>
+        <w:t xml:space="preserve">Fluxo de uma chamada, do clique na recepção até o painel:</w:t>
+      </w:r>
+    </w:p>
+    <w:p>
+      <w:pPr>
+        <w:jc w:val="center"/>
+      </w:pPr>
+      <w:r>
+        <w:drawing>
+          <wp:inline distT="0" distB="0" distL="0" distR="0">
+            <wp:extent cx="5905500" cy="4105275"/>
+            <wp:effectExtent t="0" r="0" b="0" l="0"/>
+            <wp:docPr id="1" name=""/>
+            <wp:cNvGraphicFramePr>
+              <a:graphicFrameLocks xmlns:a="http://schemas.openxmlformats.org/drawingml/2006/main" noChangeAspect="1"/>
+            </wp:cNvGraphicFramePr>
+            <a:graphic xmlns:a="http://schemas.openxmlformats.org/drawingml/2006/main">
+              <a:graphicData uri="http://schemas.openxmlformats.org/drawingml/2006/picture">
+                <pic:pic xmlns:pic="http://schemas.openxmlformats.org/drawingml/2006/picture">
+                  <pic:nvPicPr>
+                    <pic:cNvPr id="0" name="" descr=""/>
+                    <pic:cNvPicPr>
+                      <a:picLocks noChangeAspect="1" noChangeArrowheads="1"/>
+                    </pic:cNvPicPr>
+                  </pic:nvPicPr>
+                  <pic:blipFill>
+                    <a:blip r:embed="rId7" cstate="none"/>
+                    <a:srcRect/>
+                    <a:stretch>
+                      <a:fillRect/>
+                    </a:stretch>
+                  </pic:blipFill>
+                  <pic:spPr bwMode="auto">
+                    <a:xfrm>
+                      <a:off x="0" y="0"/>
+                      <a:ext cx="5905500" cy="4105275"/>
+                    </a:xfrm>
+                    <a:prstGeom prst="rect">
+                      <a:avLst/>
+                    </a:prstGeom>
+                  </pic:spPr>
+                </pic:pic>
+              </a:graphicData>
+            </a:graphic>
+          </wp:inline>
+        </w:drawing>
+      </w:r>
+    </w:p>
+    <w:p>
+      <w:pPr>
+        <w:jc w:val="center"/>
+      </w:pPr>
+      <w:r>
+        <w:rPr>
+          <w:i/>
+          <w:iCs/>
+          <w:sz w:val="18"/>
+          <w:szCs w:val="18"/>
+        </w:rPr>
+        <w:t xml:space="preserve">Diagrama de sequência da chamada de paciente</w:t>
+      </w:r>
+    </w:p>
     <w:p>
       <w:r>
         <w:t xml:space="preserve">Páginas cliente usadas na demonstração:</w:t>
@@ -908,20 +972,133 @@
       </w:r>
     </w:p>
     <w:p>
+      <w:r>
+        <w:t xml:space="preserve">Diagrama entidade-relacionamento do banco gerado pelo Hibernate:</w:t>
+      </w:r>
+    </w:p>
+    <w:p>
       <w:pPr>
-        <w:shd w:fill="F1F5F9" w:color="auto" w:val="clear"/>
-        <w:spacing w:after="0"/>
+        <w:jc w:val="center"/>
       </w:pPr>
       <w:r>
+        <w:drawing>
+          <wp:inline distT="0" distB="0" distL="0" distR="0">
+            <wp:extent cx="5905500" cy="2962275"/>
+            <wp:effectExtent t="0" r="0" b="0" l="0"/>
+            <wp:docPr id="2" name=""/>
+            <wp:cNvGraphicFramePr>
+              <a:graphicFrameLocks xmlns:a="http://schemas.openxmlformats.org/drawingml/2006/main" noChangeAspect="1"/>
+            </wp:cNvGraphicFramePr>
+            <a:graphic xmlns:a="http://schemas.openxmlformats.org/drawingml/2006/main">
+              <a:graphicData uri="http://schemas.openxmlformats.org/drawingml/2006/picture">
+                <pic:pic xmlns:pic="http://schemas.openxmlformats.org/drawingml/2006/picture">
+                  <pic:nvPicPr>
+                    <pic:cNvPr id="0" name="" descr=""/>
+                    <pic:cNvPicPr>
+                      <a:picLocks noChangeAspect="1" noChangeArrowheads="1"/>
+                    </pic:cNvPicPr>
+                  </pic:nvPicPr>
+                  <pic:blipFill>
+                    <a:blip r:embed="rId8" cstate="none"/>
+                    <a:srcRect/>
+                    <a:stretch>
+                      <a:fillRect/>
+                    </a:stretch>
+                  </pic:blipFill>
+                  <pic:spPr bwMode="auto">
+                    <a:xfrm>
+                      <a:off x="0" y="0"/>
+                      <a:ext cx="5905500" cy="2962275"/>
+                    </a:xfrm>
+                    <a:prstGeom prst="rect">
+                      <a:avLst/>
+                    </a:prstGeom>
+                  </pic:spPr>
+                </pic:pic>
+              </a:graphicData>
+            </a:graphic>
+          </wp:inline>
+        </w:drawing>
+      </w:r>
+    </w:p>
+    <w:p>
+      <w:pPr>
+        <w:jc w:val="center"/>
+      </w:pPr>
+      <w:r>
         <w:rPr>
-          <w:rFonts w:ascii="Consolas" w:cs="Consolas" w:eastAsia="Consolas" w:hAnsi="Consolas"/>
-          <w:sz w:val="17"/>
-          <w:szCs w:val="17"/>
+          <w:i/>
+          <w:iCs/>
+          <w:sz w:val="18"/>
+          <w:szCs w:val="18"/>
         </w:rPr>
-        <w:t xml:space="preserve">ESPECIALIDADE (N) ---- medico_especialidade ---- (N) MEDICO (1) ---- (N) CONSULTA (N) ---- (1) PACIENTE</w:t>
-      </w:r>
-    </w:p>
-    <w:p/>
+        <w:t xml:space="preserve">Diagrama entidade-relacionamento</w:t>
+      </w:r>
+    </w:p>
+    <w:p>
+      <w:r>
+        <w:t xml:space="preserve">Ciclo de vida de uma consulta. A API recusa com 409 qualquer transição que não esteja no diagrama, por exemplo concluir uma consulta que ainda não foi atendida. Uma consulta CHAMADA também pode ser chamada de novo, sem mudar de status, quando o paciente não aparece na primeira chamada.</w:t>
+      </w:r>
+    </w:p>
+    <w:p>
+      <w:pPr>
+        <w:jc w:val="center"/>
+      </w:pPr>
+      <w:r>
+        <w:drawing>
+          <wp:inline distT="0" distB="0" distL="0" distR="0">
+            <wp:extent cx="5905500" cy="1133475"/>
+            <wp:effectExtent t="0" r="0" b="0" l="0"/>
+            <wp:docPr id="3" name=""/>
+            <wp:cNvGraphicFramePr>
+              <a:graphicFrameLocks xmlns:a="http://schemas.openxmlformats.org/drawingml/2006/main" noChangeAspect="1"/>
+            </wp:cNvGraphicFramePr>
+            <a:graphic xmlns:a="http://schemas.openxmlformats.org/drawingml/2006/main">
+              <a:graphicData uri="http://schemas.openxmlformats.org/drawingml/2006/picture">
+                <pic:pic xmlns:pic="http://schemas.openxmlformats.org/drawingml/2006/picture">
+                  <pic:nvPicPr>
+                    <pic:cNvPr id="0" name="" descr=""/>
+                    <pic:cNvPicPr>
+                      <a:picLocks noChangeAspect="1" noChangeArrowheads="1"/>
+                    </pic:cNvPicPr>
+                  </pic:nvPicPr>
+                  <pic:blipFill>
+                    <a:blip r:embed="rId9" cstate="none"/>
+                    <a:srcRect/>
+                    <a:stretch>
+                      <a:fillRect/>
+                    </a:stretch>
+                  </pic:blipFill>
+                  <pic:spPr bwMode="auto">
+                    <a:xfrm>
+                      <a:off x="0" y="0"/>
+                      <a:ext cx="5905500" cy="1133475"/>
+                    </a:xfrm>
+                    <a:prstGeom prst="rect">
+                      <a:avLst/>
+                    </a:prstGeom>
+                  </pic:spPr>
+                </pic:pic>
+              </a:graphicData>
+            </a:graphic>
+          </wp:inline>
+        </w:drawing>
+      </w:r>
+    </w:p>
+    <w:p>
+      <w:pPr>
+        <w:jc w:val="center"/>
+      </w:pPr>
+      <w:r>
+        <w:rPr>
+          <w:i/>
+          <w:iCs/>
+          <w:sz w:val="18"/>
+          <w:szCs w:val="18"/>
+        </w:rPr>
+        <w:t xml:space="preserve">Diagrama de estados da consulta</w:t>
+      </w:r>
+    </w:p>
     <w:p>
       <w:pPr>
         <w:pStyle w:val="Heading1"/>
@@ -5993,7 +6170,7 @@
                 <w:sz w:val="18"/>
                 <w:szCs w:val="18"/>
               </w:rPr>
-              <w:t xml:space="preserve">400, 404, 409 (consulta finalizada)</w:t>
+              <w:t xml:space="preserve">400, 404, 409 (transição não permitida)</w:t>
             </w:r>
           </w:p>
         </w:tc>
@@ -6635,7 +6812,7 @@
     </w:p>
     <w:p>
       <w:r>
-        <w:t xml:space="preserve">Os testes foram feitos no Postman com a coleção postman/clinica-api.postman_collection.json. São 46 requisições com 82 verificações, cobrindo o CRUD das quatro entidades, os relacionamentos, o fluxo de atendimento e os casos de erro (400, 404 e 409).</w:t>
+        <w:t xml:space="preserve">Os testes foram feitos no Postman com a coleção postman/clinica-api.postman_collection.json. São 47 requisições com 85 verificações, cobrindo o CRUD das quatro entidades, os relacionamentos, o fluxo de atendimento e os casos de erro (400, 404 e 409).</w:t>
       </w:r>
     </w:p>
     <w:p>
@@ -6655,9 +6832,9 @@
       <w:r>
         <w:drawing>
           <wp:inline distT="0" distB="0" distL="0" distR="0">
-            <wp:extent cx="5715000" cy="2933700"/>
+            <wp:extent cx="5905500" cy="3695700"/>
             <wp:effectExtent t="0" r="0" b="0" l="0"/>
-            <wp:docPr id="1" name=""/>
+            <wp:docPr id="4" name=""/>
             <wp:cNvGraphicFramePr>
               <a:graphicFrameLocks xmlns:a="http://schemas.openxmlformats.org/drawingml/2006/main" noChangeAspect="1"/>
             </wp:cNvGraphicFramePr>
@@ -6671,7 +6848,7 @@
                     </pic:cNvPicPr>
                   </pic:nvPicPr>
                   <pic:blipFill>
-                    <a:blip r:embed="rId7" cstate="none"/>
+                    <a:blip r:embed="rId10" cstate="none"/>
                     <a:srcRect/>
                     <a:stretch>
                       <a:fillRect/>
@@ -6680,7 +6857,7 @@
                   <pic:spPr bwMode="auto">
                     <a:xfrm>
                       <a:off x="0" y="0"/>
-                      <a:ext cx="5715000" cy="2933700"/>
+                      <a:ext cx="5905500" cy="3695700"/>
                     </a:xfrm>
                     <a:prstGeom prst="rect">
                       <a:avLst/>
@@ -6714,9 +6891,9 @@
       <w:r>
         <w:drawing>
           <wp:inline distT="0" distB="0" distL="0" distR="0">
-            <wp:extent cx="5715000" cy="2933700"/>
+            <wp:extent cx="5905500" cy="3028950"/>
             <wp:effectExtent t="0" r="0" b="0" l="0"/>
-            <wp:docPr id="2" name=""/>
+            <wp:docPr id="5" name=""/>
             <wp:cNvGraphicFramePr>
               <a:graphicFrameLocks xmlns:a="http://schemas.openxmlformats.org/drawingml/2006/main" noChangeAspect="1"/>
             </wp:cNvGraphicFramePr>
@@ -6730,7 +6907,7 @@
                     </pic:cNvPicPr>
                   </pic:nvPicPr>
                   <pic:blipFill>
-                    <a:blip r:embed="rId8" cstate="none"/>
+                    <a:blip r:embed="rId11" cstate="none"/>
                     <a:srcRect/>
                     <a:stretch>
                       <a:fillRect/>
@@ -6739,7 +6916,7 @@
                   <pic:spPr bwMode="auto">
                     <a:xfrm>
                       <a:off x="0" y="0"/>
-                      <a:ext cx="5715000" cy="2933700"/>
+                      <a:ext cx="5905500" cy="3028950"/>
                     </a:xfrm>
                     <a:prstGeom prst="rect">
                       <a:avLst/>
